--- a/Documentos gobernacion/TI/Nuevos documentos TI/Documento_Integral_Desarrollo_Antioquia_Natural.docx
+++ b/Documentos gobernacion/TI/Nuevos documentos TI/Documento_Integral_Desarrollo_Antioquia_Natural.docx
@@ -2809,37 +2809,6 @@
     </w:p>
     <w:p>
       <w:pPr>
-        <w:pBdr>
-          <w:bottom w:val="single" w:color="018D38" w:sz="6"/>
-        </w:pBdr>
-        <w:spacing w:after="160" w:before="320"/>
-      </w:pPr>
-      <w:r>
-        <w:rPr>
-          <w:b/>
-          <w:bCs/>
-          <w:color w:val="018D38"/>
-          <w:sz w:val="28"/>
-          <w:szCs w:val="28"/>
-        </w:rPr>
-        <w:t xml:space="preserve">4. Modelo de Base de Datos</w:t>
-      </w:r>
-    </w:p>
-    <w:p>
-      <w:pPr>
-        <w:spacing w:after="120"/>
-      </w:pPr>
-      <w:r>
-        <w:rPr>
-          <w:color w:val="333333"/>
-          <w:sz w:val="20"/>
-          <w:szCs w:val="20"/>
-        </w:rPr>
-        <w:t xml:space="preserve">MongoDB Atlas, base de datos "comunidad" (variable MONGODB_URI_COM). No hay una segunda conexión activa a una base "biodiversidad" en el backend actual — el catálogo de especies se sirve como JSON estático desde el frontend (biodiversidad/data/species.json), no desde MongoDB.</w:t>
-      </w:r>
-    </w:p>
-    <w:p>
-      <w:pPr>
         <w:spacing w:after="100" w:before="200"/>
       </w:pPr>
       <w:r>
@@ -2850,90 +2819,7 @@
           <w:sz w:val="22"/>
           <w:szCs w:val="22"/>
         </w:rPr>
-        <w:t xml:space="preserve">4.1. Colecciones en uso activo (accedidas por la API)</w:t>
-      </w:r>
-    </w:p>
-    <w:p>
-      <w:pPr>
-        <w:spacing w:after="100" w:before="200"/>
-      </w:pPr>
-      <w:r>
-        <w:rPr>
-          <w:b/>
-          <w:bCs/>
-          <w:color w:val="0B5640"/>
-          <w:sz w:val="22"/>
-          <w:szCs w:val="22"/>
-        </w:rPr>
-        <w:t xml:space="preserve">JplPhoto — fotos de Jóvenes pa' Lante</w:t>
-      </w:r>
-    </w:p>
-    <w:p>
-      <w:pPr>
-        <w:shd w:fill="F5F5F5" w:val="clear"/>
-        <w:spacing w:after="160" w:before="80"/>
-      </w:pPr>
-      <w:r>
-        <w:rPr>
-          <w:rFonts w:ascii="Courier New" w:cs="Courier New" w:eastAsia="Courier New" w:hAnsi="Courier New"/>
-          <w:color w:val="0B5640"/>
-          <w:sz w:val="18"/>
-          <w:szCs w:val="18"/>
-        </w:rPr>
-        <w:t xml:space="preserve">{
-  mes: String,                 // 'YYYY-MM', requerido
-  orden: Number,
-  fotos: [String],             // rutas relativas al frontend (1-3 fotos)
-  credito: String,
-  municipio: String,
-  subregion: String,           // requerido, validado contra catálogo fijo (9 subregiones)
-  especieEs / especieEn / especieCientifico: String,
-  grupo: String,                // requerido, validado contra catálogo fijo (9 grupos)
-  iucn: String,                 // validado contra LC/NT/VU/EN/CR/DD/NE, default DD
-  endemica: Boolean,
-  descripcionEs / descripcionEn: String,
-  publicado: Boolean,
-  timestamps: true
-}</w:t>
-      </w:r>
-    </w:p>
-    <w:p>
-      <w:pPr>
-        <w:spacing w:after="100" w:before="200"/>
-      </w:pPr>
-      <w:r>
-        <w:rPr>
-          <w:b/>
-          <w:bCs/>
-          <w:color w:val="0B5640"/>
-          <w:sz w:val="22"/>
-          <w:szCs w:val="22"/>
-        </w:rPr>
-        <w:t xml:space="preserve">GcPhoto — fotos de Guarda Cuencas</w:t>
-      </w:r>
-    </w:p>
-    <w:p>
-      <w:pPr>
-        <w:shd w:fill="F5F5F5" w:val="clear"/>
-        <w:spacing w:after="160" w:before="80"/>
-      </w:pPr>
-      <w:r>
-        <w:rPr>
-          <w:rFonts w:ascii="Courier New" w:cs="Courier New" w:eastAsia="Courier New" w:hAnsi="Courier New"/>
-          <w:color w:val="0B5640"/>
-          <w:sz w:val="18"/>
-          <w:szCs w:val="18"/>
-        </w:rPr>
-        <w:t xml:space="preserve">{
-  mes: String, orden: Number,
-  foto: String,                 // requerido
-  credito / municipio: String,
-  subregion: String,            // requerido, validado contra catálogo fijo
-  cuenca / tituloEs: String,     // requeridos
-  tituloEn / descripcionEs / descripcionEn: String,
-  publicado: Boolean,
-  timestamps: true
-}</w:t>
+        <w:t xml:space="preserve">3.4. Estrategia de Entornos</w:t>
       </w:r>
     </w:p>
     <w:p>
@@ -2946,98 +2832,7 @@
           <w:sz w:val="20"/>
           <w:szCs w:val="20"/>
         </w:rPr>
-        <w:t xml:space="preserve">La validación de grupo/subregión/IUCN se centraliza en backend/src/config/catalogo.js — la misma fuente de verdad se usa en la ruta HTTP (rechazo con 400 y mensaje claro) y en el esquema de Mongoose (enum, como respaldo).</w:t>
-      </w:r>
-    </w:p>
-    <w:p>
-      <w:pPr>
-        <w:spacing w:after="100" w:before="200"/>
-      </w:pPr>
-      <w:r>
-        <w:rPr>
-          <w:b/>
-          <w:bCs/>
-          <w:color w:val="0B5640"/>
-          <w:sz w:val="22"/>
-          <w:szCs w:val="22"/>
-        </w:rPr>
-        <w:t xml:space="preserve">4.2. Colecciones definidas pero sin ruta activa</w:t>
-      </w:r>
-    </w:p>
-    <w:p>
-      <w:pPr>
-        <w:spacing w:after="120"/>
-      </w:pPr>
-      <w:r>
-        <w:rPr>
-          <w:color w:val="333333"/>
-          <w:sz w:val="20"/>
-          <w:szCs w:val="20"/>
-        </w:rPr>
-        <w:t xml:space="preserve">CommunitySighting y Municipality tienen esquema Mongoose definido en el código, pero ninguna ruta de la API los lee ni escribe actualmente — quedaron preparados para una futura integración de Especie del Mes con base de datos real, hoy esa sección funciona con JSON estático y contenido editorial manual.</w:t>
-      </w:r>
-    </w:p>
-    <w:p>
-      <w:pPr>
-        <w:spacing w:after="100" w:before="200"/>
-      </w:pPr>
-      <w:r>
-        <w:rPr>
-          <w:b/>
-          <w:bCs/>
-          <w:color w:val="0B5640"/>
-          <w:sz w:val="22"/>
-          <w:szCs w:val="22"/>
-        </w:rPr>
-        <w:t xml:space="preserve">4.3. Índices recomendados</w:t>
-      </w:r>
-    </w:p>
-    <w:p>
-      <w:pPr>
-        <w:shd w:fill="F5F5F5" w:val="clear"/>
-        <w:spacing w:after="160" w:before="80"/>
-      </w:pPr>
-      <w:r>
-        <w:rPr>
-          <w:rFonts w:ascii="Courier New" w:cs="Courier New" w:eastAsia="Courier New" w:hAnsi="Courier New"/>
-          <w:color w:val="0B5640"/>
-          <w:sz w:val="18"/>
-          <w:szCs w:val="18"/>
-        </w:rPr>
-        <w:t xml:space="preserve">JplPhoto: { mes: 1, orden: 1 }
-JplPhoto: { mes: 1, publicado: 1 }
-GcPhoto:  { mes: 1, orden: 1 }</w:t>
-      </w:r>
-    </w:p>
-    <w:p>
-      <w:pPr>
-        <w:pBdr>
-          <w:bottom w:val="single" w:color="018D38" w:sz="6"/>
-        </w:pBdr>
-        <w:spacing w:after="160" w:before="320"/>
-      </w:pPr>
-      <w:r>
-        <w:rPr>
-          <w:b/>
-          <w:bCs/>
-          <w:color w:val="018D38"/>
-          <w:sz w:val="28"/>
-          <w:szCs w:val="28"/>
-        </w:rPr>
-        <w:t xml:space="preserve">5. Seguridad</w:t>
-      </w:r>
-    </w:p>
-    <w:p>
-      <w:pPr>
-        <w:spacing w:after="120"/>
-      </w:pPr>
-      <w:r>
-        <w:rPr>
-          <w:color w:val="333333"/>
-          <w:sz w:val="20"/>
-          <w:szCs w:val="20"/>
-        </w:rPr>
-        <w:t xml:space="preserve">Verificación ejecutada el 2026-07-13/14, con los 4 pasos de SAST/calidad del pipeline de CI corridos manualmente contra el código real (el pipeline de Azure DevOps sigue inactivo, pendiente de las Service Connections de TI).</w:t>
+        <w:t xml:space="preserve">Siguiendo la segregación de ambientes recomendada en la sección 6.1 de la Guía de Arquitectura y Buenas Prácticas de Desarrollo, el proyecto cuenta con los siguientes ambientes lógicos separados:</w:t>
       </w:r>
     </w:p>
     <w:tbl>
@@ -3062,7 +2857,7 @@
         </w:trPr>
         <w:tc>
           <w:tcPr>
-            <w:tcW w:type="dxa" w:w="3800"/>
+            <w:tcW w:type="dxa" w:w="2500"/>
             <w:tcBorders>
               <w:top w:val="single" w:color="018D38" w:sz="4"/>
               <w:left w:val="single" w:color="018D38" w:sz="4"/>
@@ -3084,13 +2879,13 @@
                 <w:sz w:val="18"/>
                 <w:szCs w:val="18"/>
               </w:rPr>
-              <w:t xml:space="preserve">Verificación</w:t>
-            </w:r>
-          </w:p>
-        </w:tc>
-        <w:tc>
-          <w:tcPr>
-            <w:tcW w:type="dxa" w:w="5560"/>
+              <w:t xml:space="preserve">Ambiente</w:t>
+            </w:r>
+          </w:p>
+        </w:tc>
+        <w:tc>
+          <w:tcPr>
+            <w:tcW w:type="dxa" w:w="6860"/>
             <w:tcBorders>
               <w:top w:val="single" w:color="018D38" w:sz="4"/>
               <w:left w:val="single" w:color="018D38" w:sz="4"/>
@@ -3112,6 +2907,486 @@
                 <w:sz w:val="18"/>
                 <w:szCs w:val="18"/>
               </w:rPr>
+              <w:t xml:space="preserve">Estado</w:t>
+            </w:r>
+          </w:p>
+        </w:tc>
+      </w:tr>
+      <w:tr>
+        <w:tc>
+          <w:tcPr>
+            <w:tcW w:type="dxa" w:w="2500"/>
+            <w:tcBorders>
+              <w:top w:val="single" w:color="CCCCCC" w:sz="4"/>
+              <w:left w:val="single" w:color="CCCCCC" w:sz="4"/>
+              <w:bottom w:val="single" w:color="CCCCCC" w:sz="4"/>
+              <w:right w:val="single" w:color="CCCCCC" w:sz="4"/>
+            </w:tcBorders>
+            <w:shd w:fill="FFFFFF" w:val="clear"/>
+          </w:tcPr>
+          <w:p>
+            <w:pPr>
+              <w:spacing w:after="60" w:before="60"/>
+            </w:pPr>
+            <w:r>
+              <w:rPr>
+                <w:color w:val="333333"/>
+                <w:sz w:val="18"/>
+                <w:szCs w:val="18"/>
+              </w:rPr>
+              <w:t xml:space="preserve">Desarrollo (Dev)</w:t>
+            </w:r>
+          </w:p>
+        </w:tc>
+        <w:tc>
+          <w:tcPr>
+            <w:tcW w:type="dxa" w:w="6860"/>
+            <w:tcBorders>
+              <w:top w:val="single" w:color="CCCCCC" w:sz="4"/>
+              <w:left w:val="single" w:color="CCCCCC" w:sz="4"/>
+              <w:bottom w:val="single" w:color="CCCCCC" w:sz="4"/>
+              <w:right w:val="single" w:color="CCCCCC" w:sz="4"/>
+            </w:tcBorders>
+            <w:shd w:fill="FFFFFF" w:val="clear"/>
+          </w:tcPr>
+          <w:p>
+            <w:pPr>
+              <w:spacing w:after="60" w:before="60"/>
+            </w:pPr>
+            <w:r>
+              <w:rPr>
+                <w:color w:val="333333"/>
+                <w:sz w:val="18"/>
+                <w:szCs w:val="18"/>
+              </w:rPr>
+              <w:t xml:space="preserve">Local (localhost:3000), backend/.env. Único ambiente con datos reales hasta hoy (nombres de fotógrafos comunitarios provistos voluntariamente al participar en los programas) — no existe todavía separación de producción</w:t>
+            </w:r>
+          </w:p>
+        </w:tc>
+      </w:tr>
+      <w:tr>
+        <w:tc>
+          <w:tcPr>
+            <w:tcW w:type="dxa" w:w="2500"/>
+            <w:tcBorders>
+              <w:top w:val="single" w:color="CCCCCC" w:sz="4"/>
+              <w:left w:val="single" w:color="CCCCCC" w:sz="4"/>
+              <w:bottom w:val="single" w:color="CCCCCC" w:sz="4"/>
+              <w:right w:val="single" w:color="CCCCCC" w:sz="4"/>
+            </w:tcBorders>
+            <w:shd w:fill="F0FFF4" w:val="clear"/>
+          </w:tcPr>
+          <w:p>
+            <w:pPr>
+              <w:spacing w:after="60" w:before="60"/>
+            </w:pPr>
+            <w:r>
+              <w:rPr>
+                <w:color w:val="333333"/>
+                <w:sz w:val="18"/>
+                <w:szCs w:val="18"/>
+              </w:rPr>
+              <w:t xml:space="preserve">QA / Staging</w:t>
+            </w:r>
+          </w:p>
+        </w:tc>
+        <w:tc>
+          <w:tcPr>
+            <w:tcW w:type="dxa" w:w="6860"/>
+            <w:tcBorders>
+              <w:top w:val="single" w:color="CCCCCC" w:sz="4"/>
+              <w:left w:val="single" w:color="CCCCCC" w:sz="4"/>
+              <w:bottom w:val="single" w:color="CCCCCC" w:sz="4"/>
+              <w:right w:val="single" w:color="CCCCCC" w:sz="4"/>
+            </w:tcBorders>
+            <w:shd w:fill="F0FFF4" w:val="clear"/>
+          </w:tcPr>
+          <w:p>
+            <w:pPr>
+              <w:spacing w:after="60" w:before="60"/>
+            </w:pPr>
+            <w:r>
+              <w:rPr>
+                <w:color w:val="333333"/>
+                <w:sz w:val="18"/>
+                <w:szCs w:val="18"/>
+              </w:rPr>
+              <w:t xml:space="preserve">Activo desde 2026-07-16. Frontend: rama develop desplegada aparte en Netlify (branch deploy), sin afectar el sitio de producción. Backend: base de datos MongoDB separada (antioquia-biodiversa-qa, mismo cluster Atlas) poblada con datos 100% sintéticos (backend/src/scripts/seed_qa_data.js) — ningún dato real de participantes</w:t>
+            </w:r>
+          </w:p>
+        </w:tc>
+      </w:tr>
+      <w:tr>
+        <w:tc>
+          <w:tcPr>
+            <w:tcW w:type="dxa" w:w="2500"/>
+            <w:tcBorders>
+              <w:top w:val="single" w:color="CCCCCC" w:sz="4"/>
+              <w:left w:val="single" w:color="CCCCCC" w:sz="4"/>
+              <w:bottom w:val="single" w:color="CCCCCC" w:sz="4"/>
+              <w:right w:val="single" w:color="CCCCCC" w:sz="4"/>
+            </w:tcBorders>
+            <w:shd w:fill="FFFFFF" w:val="clear"/>
+          </w:tcPr>
+          <w:p>
+            <w:pPr>
+              <w:spacing w:after="60" w:before="60"/>
+            </w:pPr>
+            <w:r>
+              <w:rPr>
+                <w:color w:val="333333"/>
+                <w:sz w:val="18"/>
+                <w:szCs w:val="18"/>
+              </w:rPr>
+              <w:t xml:space="preserve">Producción (Prod)</w:t>
+            </w:r>
+          </w:p>
+        </w:tc>
+        <w:tc>
+          <w:tcPr>
+            <w:tcW w:type="dxa" w:w="6860"/>
+            <w:tcBorders>
+              <w:top w:val="single" w:color="CCCCCC" w:sz="4"/>
+              <w:left w:val="single" w:color="CCCCCC" w:sz="4"/>
+              <w:bottom w:val="single" w:color="CCCCCC" w:sz="4"/>
+              <w:right w:val="single" w:color="CCCCCC" w:sz="4"/>
+            </w:tcBorders>
+            <w:shd w:fill="FFFFFF" w:val="clear"/>
+          </w:tcPr>
+          <w:p>
+            <w:pPr>
+              <w:spacing w:after="60" w:before="60"/>
+            </w:pPr>
+            <w:r>
+              <w:rPr>
+                <w:color w:val="333333"/>
+                <w:sz w:val="18"/>
+                <w:szCs w:val="18"/>
+              </w:rPr>
+              <w:t xml:space="preserve">Pendiente de infraestructura provista por TI Gobernación (servidor Ubuntu 24.04, dominio institucional). El manual de despliegue (README.md) ya cubre el procedimiento completo</w:t>
+            </w:r>
+          </w:p>
+        </w:tc>
+      </w:tr>
+    </w:tbl>
+    <w:p>
+      <w:pPr>
+        <w:spacing w:after="120"/>
+      </w:pPr>
+      <w:r>
+        <w:rPr>
+          <w:color w:val="333333"/>
+          <w:sz w:val="20"/>
+          <w:szCs w:val="20"/>
+        </w:rPr>
+        <w:t xml:space="preserve">La gestión de datos de prueba sigue la anonimización obligatoria de la sección 6.2 de la Guía: el ambiente de QA no contiene ningún dato real, y el ambiente de Desarrollo no maneja datos sensibles tipo cédula o identificación (solo nombres de pila de fotógrafos que consintieron participar en los programas comunitarios).</w:t>
+      </w:r>
+    </w:p>
+    <w:p>
+      <w:pPr>
+        <w:pBdr>
+          <w:bottom w:val="single" w:color="018D38" w:sz="6"/>
+        </w:pBdr>
+        <w:spacing w:after="160" w:before="320"/>
+      </w:pPr>
+      <w:r>
+        <w:rPr>
+          <w:b/>
+          <w:bCs/>
+          <w:color w:val="018D38"/>
+          <w:sz w:val="28"/>
+          <w:szCs w:val="28"/>
+        </w:rPr>
+        <w:t xml:space="preserve">4. Modelo de Base de Datos</w:t>
+      </w:r>
+    </w:p>
+    <w:p>
+      <w:pPr>
+        <w:spacing w:after="120"/>
+      </w:pPr>
+      <w:r>
+        <w:rPr>
+          <w:color w:val="333333"/>
+          <w:sz w:val="20"/>
+          <w:szCs w:val="20"/>
+        </w:rPr>
+        <w:t xml:space="preserve">MongoDB Atlas, base de datos "comunidad" (variable MONGODB_URI_COM). No hay una segunda conexión activa a una base "biodiversidad" en el backend actual — el catálogo de especies se sirve como JSON estático desde el frontend (biodiversidad/data/species.json), no desde MongoDB.</w:t>
+      </w:r>
+    </w:p>
+    <w:p>
+      <w:pPr>
+        <w:spacing w:after="100" w:before="200"/>
+      </w:pPr>
+      <w:r>
+        <w:rPr>
+          <w:b/>
+          <w:bCs/>
+          <w:color w:val="0B5640"/>
+          <w:sz w:val="22"/>
+          <w:szCs w:val="22"/>
+        </w:rPr>
+        <w:t xml:space="preserve">4.1. Colecciones en uso activo (accedidas por la API)</w:t>
+      </w:r>
+    </w:p>
+    <w:p>
+      <w:pPr>
+        <w:spacing w:after="100" w:before="200"/>
+      </w:pPr>
+      <w:r>
+        <w:rPr>
+          <w:b/>
+          <w:bCs/>
+          <w:color w:val="0B5640"/>
+          <w:sz w:val="22"/>
+          <w:szCs w:val="22"/>
+        </w:rPr>
+        <w:t xml:space="preserve">JplPhoto — fotos de Jóvenes pa' Lante</w:t>
+      </w:r>
+    </w:p>
+    <w:p>
+      <w:pPr>
+        <w:shd w:fill="F5F5F5" w:val="clear"/>
+        <w:spacing w:after="160" w:before="80"/>
+      </w:pPr>
+      <w:r>
+        <w:rPr>
+          <w:rFonts w:ascii="Courier New" w:cs="Courier New" w:eastAsia="Courier New" w:hAnsi="Courier New"/>
+          <w:color w:val="0B5640"/>
+          <w:sz w:val="18"/>
+          <w:szCs w:val="18"/>
+        </w:rPr>
+        <w:t xml:space="preserve">{
+  mes: String,                 // 'YYYY-MM', requerido
+  orden: Number,
+  fotos: [String],             // rutas relativas al frontend (1-3 fotos)
+  credito: String,
+  municipio: String,
+  subregion: String,           // requerido, validado contra catálogo fijo (9 subregiones)
+  especieEs / especieEn / especieCientifico: String,
+  grupo: String,                // requerido, validado contra catálogo fijo (9 grupos)
+  iucn: String,                 // validado contra LC/NT/VU/EN/CR/DD/NE, default DD
+  endemica: Boolean,
+  descripcionEs / descripcionEn: String,
+  publicado: Boolean,
+  timestamps: true
+}</w:t>
+      </w:r>
+    </w:p>
+    <w:p>
+      <w:pPr>
+        <w:spacing w:after="100" w:before="200"/>
+      </w:pPr>
+      <w:r>
+        <w:rPr>
+          <w:b/>
+          <w:bCs/>
+          <w:color w:val="0B5640"/>
+          <w:sz w:val="22"/>
+          <w:szCs w:val="22"/>
+        </w:rPr>
+        <w:t xml:space="preserve">GcPhoto — fotos de Guarda Cuencas</w:t>
+      </w:r>
+    </w:p>
+    <w:p>
+      <w:pPr>
+        <w:shd w:fill="F5F5F5" w:val="clear"/>
+        <w:spacing w:after="160" w:before="80"/>
+      </w:pPr>
+      <w:r>
+        <w:rPr>
+          <w:rFonts w:ascii="Courier New" w:cs="Courier New" w:eastAsia="Courier New" w:hAnsi="Courier New"/>
+          <w:color w:val="0B5640"/>
+          <w:sz w:val="18"/>
+          <w:szCs w:val="18"/>
+        </w:rPr>
+        <w:t xml:space="preserve">{
+  mes: String, orden: Number,
+  foto: String,                 // requerido
+  credito / municipio: String,
+  subregion: String,            // requerido, validado contra catálogo fijo
+  cuenca / tituloEs: String,     // requeridos
+  tituloEn / descripcionEs / descripcionEn: String,
+  publicado: Boolean,
+  timestamps: true
+}</w:t>
+      </w:r>
+    </w:p>
+    <w:p>
+      <w:pPr>
+        <w:spacing w:after="120"/>
+      </w:pPr>
+      <w:r>
+        <w:rPr>
+          <w:color w:val="333333"/>
+          <w:sz w:val="20"/>
+          <w:szCs w:val="20"/>
+        </w:rPr>
+        <w:t xml:space="preserve">La validación de grupo/subregión/IUCN se centraliza en backend/src/config/catalogo.js — la misma fuente de verdad se usa en la ruta HTTP (rechazo con 400 y mensaje claro) y en el esquema de Mongoose (enum, como respaldo).</w:t>
+      </w:r>
+    </w:p>
+    <w:p>
+      <w:pPr>
+        <w:spacing w:after="100" w:before="200"/>
+      </w:pPr>
+      <w:r>
+        <w:rPr>
+          <w:b/>
+          <w:bCs/>
+          <w:color w:val="0B5640"/>
+          <w:sz w:val="22"/>
+          <w:szCs w:val="22"/>
+        </w:rPr>
+        <w:t xml:space="preserve">4.2. Colecciones definidas pero sin ruta activa</w:t>
+      </w:r>
+    </w:p>
+    <w:p>
+      <w:pPr>
+        <w:spacing w:after="120"/>
+      </w:pPr>
+      <w:r>
+        <w:rPr>
+          <w:color w:val="333333"/>
+          <w:sz w:val="20"/>
+          <w:szCs w:val="20"/>
+        </w:rPr>
+        <w:t xml:space="preserve">CommunitySighting y Municipality tienen esquema Mongoose definido en el código, pero ninguna ruta de la API los lee ni escribe actualmente — quedaron preparados para una futura integración de Especie del Mes con base de datos real, hoy esa sección funciona con JSON estático y contenido editorial manual.</w:t>
+      </w:r>
+    </w:p>
+    <w:p>
+      <w:pPr>
+        <w:spacing w:after="100" w:before="200"/>
+      </w:pPr>
+      <w:r>
+        <w:rPr>
+          <w:b/>
+          <w:bCs/>
+          <w:color w:val="0B5640"/>
+          <w:sz w:val="22"/>
+          <w:szCs w:val="22"/>
+        </w:rPr>
+        <w:t xml:space="preserve">4.3. Índices recomendados</w:t>
+      </w:r>
+    </w:p>
+    <w:p>
+      <w:pPr>
+        <w:shd w:fill="F5F5F5" w:val="clear"/>
+        <w:spacing w:after="160" w:before="80"/>
+      </w:pPr>
+      <w:r>
+        <w:rPr>
+          <w:rFonts w:ascii="Courier New" w:cs="Courier New" w:eastAsia="Courier New" w:hAnsi="Courier New"/>
+          <w:color w:val="0B5640"/>
+          <w:sz w:val="18"/>
+          <w:szCs w:val="18"/>
+        </w:rPr>
+        <w:t xml:space="preserve">JplPhoto: { mes: 1, orden: 1 }
+JplPhoto: { mes: 1, publicado: 1 }
+GcPhoto:  { mes: 1, orden: 1 }</w:t>
+      </w:r>
+    </w:p>
+    <w:p>
+      <w:pPr>
+        <w:pBdr>
+          <w:bottom w:val="single" w:color="018D38" w:sz="6"/>
+        </w:pBdr>
+        <w:spacing w:after="160" w:before="320"/>
+      </w:pPr>
+      <w:r>
+        <w:rPr>
+          <w:b/>
+          <w:bCs/>
+          <w:color w:val="018D38"/>
+          <w:sz w:val="28"/>
+          <w:szCs w:val="28"/>
+        </w:rPr>
+        <w:t xml:space="preserve">5. Seguridad</w:t>
+      </w:r>
+    </w:p>
+    <w:p>
+      <w:pPr>
+        <w:spacing w:after="120"/>
+      </w:pPr>
+      <w:r>
+        <w:rPr>
+          <w:color w:val="333333"/>
+          <w:sz w:val="20"/>
+          <w:szCs w:val="20"/>
+        </w:rPr>
+        <w:t xml:space="preserve">Verificación ejecutada el 2026-07-13/14, con los 4 pasos de SAST/calidad del pipeline de CI corridos manualmente contra el código real (el pipeline de Azure DevOps sigue inactivo, pendiente de las Service Connections de TI).</w:t>
+      </w:r>
+    </w:p>
+    <w:tbl>
+      <w:tblPr>
+        <w:tblW w:type="dxa" w:w="9360"/>
+        <w:tblBorders>
+          <w:top w:val="single" w:color="CCCCCC" w:sz="4"/>
+          <w:left w:val="single" w:color="CCCCCC" w:sz="4"/>
+          <w:bottom w:val="single" w:color="CCCCCC" w:sz="4"/>
+          <w:right w:val="single" w:color="CCCCCC" w:sz="4"/>
+          <w:insideH w:val="single" w:color="auto" w:sz="4"/>
+          <w:insideV w:val="single" w:color="auto" w:sz="4"/>
+        </w:tblBorders>
+      </w:tblPr>
+      <w:tblGrid>
+        <w:gridCol w:w="100"/>
+        <w:gridCol w:w="100"/>
+      </w:tblGrid>
+      <w:tr>
+        <w:trPr>
+          <w:tblHeader/>
+        </w:trPr>
+        <w:tc>
+          <w:tcPr>
+            <w:tcW w:type="dxa" w:w="3800"/>
+            <w:tcBorders>
+              <w:top w:val="single" w:color="018D38" w:sz="4"/>
+              <w:left w:val="single" w:color="018D38" w:sz="4"/>
+              <w:bottom w:val="single" w:color="018D38" w:sz="4"/>
+              <w:right w:val="single" w:color="018D38" w:sz="4"/>
+            </w:tcBorders>
+            <w:shd w:fill="018D38" w:val="clear"/>
+          </w:tcPr>
+          <w:p>
+            <w:pPr>
+              <w:spacing w:after="60" w:before="60"/>
+              <w:jc w:val="center"/>
+            </w:pPr>
+            <w:r>
+              <w:rPr>
+                <w:b/>
+                <w:bCs/>
+                <w:color w:val="FFFFFF"/>
+                <w:sz w:val="18"/>
+                <w:szCs w:val="18"/>
+              </w:rPr>
+              <w:t xml:space="preserve">Verificación</w:t>
+            </w:r>
+          </w:p>
+        </w:tc>
+        <w:tc>
+          <w:tcPr>
+            <w:tcW w:type="dxa" w:w="5560"/>
+            <w:tcBorders>
+              <w:top w:val="single" w:color="018D38" w:sz="4"/>
+              <w:left w:val="single" w:color="018D38" w:sz="4"/>
+              <w:bottom w:val="single" w:color="018D38" w:sz="4"/>
+              <w:right w:val="single" w:color="018D38" w:sz="4"/>
+            </w:tcBorders>
+            <w:shd w:fill="018D38" w:val="clear"/>
+          </w:tcPr>
+          <w:p>
+            <w:pPr>
+              <w:spacing w:after="60" w:before="60"/>
+              <w:jc w:val="center"/>
+            </w:pPr>
+            <w:r>
+              <w:rPr>
+                <w:b/>
+                <w:bCs/>
+                <w:color w:val="FFFFFF"/>
+                <w:sz w:val="18"/>
+                <w:szCs w:val="18"/>
+              </w:rPr>
               <w:t xml:space="preserve">Resultado</w:t>
             </w:r>
           </w:p>
@@ -3477,6 +3752,162 @@
                 <w:szCs w:val="18"/>
               </w:rPr>
               <w:t xml:space="preserve">13 dependencias de producción: 11 MIT, 1 BSD-2-Clause, 1 Apache-2.0. Ninguna GPL/restrictiva</w:t>
+            </w:r>
+          </w:p>
+        </w:tc>
+      </w:tr>
+      <w:tr>
+        <w:tc>
+          <w:tcPr>
+            <w:tcW w:type="dxa" w:w="3800"/>
+            <w:tcBorders>
+              <w:top w:val="single" w:color="CCCCCC" w:sz="4"/>
+              <w:left w:val="single" w:color="CCCCCC" w:sz="4"/>
+              <w:bottom w:val="single" w:color="CCCCCC" w:sz="4"/>
+              <w:right w:val="single" w:color="CCCCCC" w:sz="4"/>
+            </w:tcBorders>
+            <w:shd w:fill="F0FFF4" w:val="clear"/>
+          </w:tcPr>
+          <w:p>
+            <w:pPr>
+              <w:spacing w:after="60" w:before="60"/>
+            </w:pPr>
+            <w:r>
+              <w:rPr>
+                <w:color w:val="333333"/>
+                <w:sz w:val="18"/>
+                <w:szCs w:val="18"/>
+              </w:rPr>
+              <w:t xml:space="preserve">Cifrado en tránsito (TLS 1.2+)</w:t>
+            </w:r>
+          </w:p>
+        </w:tc>
+        <w:tc>
+          <w:tcPr>
+            <w:tcW w:type="dxa" w:w="5560"/>
+            <w:tcBorders>
+              <w:top w:val="single" w:color="CCCCCC" w:sz="4"/>
+              <w:left w:val="single" w:color="CCCCCC" w:sz="4"/>
+              <w:bottom w:val="single" w:color="CCCCCC" w:sz="4"/>
+              <w:right w:val="single" w:color="CCCCCC" w:sz="4"/>
+            </w:tcBorders>
+            <w:shd w:fill="F0FFF4" w:val="clear"/>
+          </w:tcPr>
+          <w:p>
+            <w:pPr>
+              <w:spacing w:after="60" w:before="60"/>
+            </w:pPr>
+            <w:r>
+              <w:rPr>
+                <w:color w:val="333333"/>
+                <w:sz w:val="18"/>
+                <w:szCs w:val="18"/>
+              </w:rPr>
+              <w:t xml:space="preserve">Documentado y listo en el manual de despliegue (Nginx + Let's Encrypt/Certbot), pendiente de verificar en vivo hasta que exista un ambiente real desplegado</w:t>
+            </w:r>
+          </w:p>
+        </w:tc>
+      </w:tr>
+      <w:tr>
+        <w:tc>
+          <w:tcPr>
+            <w:tcW w:type="dxa" w:w="3800"/>
+            <w:tcBorders>
+              <w:top w:val="single" w:color="CCCCCC" w:sz="4"/>
+              <w:left w:val="single" w:color="CCCCCC" w:sz="4"/>
+              <w:bottom w:val="single" w:color="CCCCCC" w:sz="4"/>
+              <w:right w:val="single" w:color="CCCCCC" w:sz="4"/>
+            </w:tcBorders>
+            <w:shd w:fill="FFFFFF" w:val="clear"/>
+          </w:tcPr>
+          <w:p>
+            <w:pPr>
+              <w:spacing w:after="60" w:before="60"/>
+            </w:pPr>
+            <w:r>
+              <w:rPr>
+                <w:color w:val="333333"/>
+                <w:sz w:val="18"/>
+                <w:szCs w:val="18"/>
+              </w:rPr>
+              <w:t xml:space="preserve">Cifrado en reposo</w:t>
+            </w:r>
+          </w:p>
+        </w:tc>
+        <w:tc>
+          <w:tcPr>
+            <w:tcW w:type="dxa" w:w="5560"/>
+            <w:tcBorders>
+              <w:top w:val="single" w:color="CCCCCC" w:sz="4"/>
+              <w:left w:val="single" w:color="CCCCCC" w:sz="4"/>
+              <w:bottom w:val="single" w:color="CCCCCC" w:sz="4"/>
+              <w:right w:val="single" w:color="CCCCCC" w:sz="4"/>
+            </w:tcBorders>
+            <w:shd w:fill="FFFFFF" w:val="clear"/>
+          </w:tcPr>
+          <w:p>
+            <w:pPr>
+              <w:spacing w:after="60" w:before="60"/>
+            </w:pPr>
+            <w:r>
+              <w:rPr>
+                <w:color w:val="333333"/>
+                <w:sz w:val="18"/>
+                <w:szCs w:val="18"/>
+              </w:rPr>
+              <w:t xml:space="preserve">Provisto por defecto por MongoDB Atlas en todos sus clusters, incluido el plan gratuito M0 usado actualmente</w:t>
+            </w:r>
+          </w:p>
+        </w:tc>
+      </w:tr>
+      <w:tr>
+        <w:tc>
+          <w:tcPr>
+            <w:tcW w:type="dxa" w:w="3800"/>
+            <w:tcBorders>
+              <w:top w:val="single" w:color="CCCCCC" w:sz="4"/>
+              <w:left w:val="single" w:color="CCCCCC" w:sz="4"/>
+              <w:bottom w:val="single" w:color="CCCCCC" w:sz="4"/>
+              <w:right w:val="single" w:color="CCCCCC" w:sz="4"/>
+            </w:tcBorders>
+            <w:shd w:fill="F0FFF4" w:val="clear"/>
+          </w:tcPr>
+          <w:p>
+            <w:pPr>
+              <w:spacing w:after="60" w:before="60"/>
+            </w:pPr>
+            <w:r>
+              <w:rPr>
+                <w:color w:val="333333"/>
+                <w:sz w:val="18"/>
+                <w:szCs w:val="18"/>
+              </w:rPr>
+              <w:t xml:space="preserve">MFA para administradores</w:t>
+            </w:r>
+          </w:p>
+        </w:tc>
+        <w:tc>
+          <w:tcPr>
+            <w:tcW w:type="dxa" w:w="5560"/>
+            <w:tcBorders>
+              <w:top w:val="single" w:color="CCCCCC" w:sz="4"/>
+              <w:left w:val="single" w:color="CCCCCC" w:sz="4"/>
+              <w:bottom w:val="single" w:color="CCCCCC" w:sz="4"/>
+              <w:right w:val="single" w:color="CCCCCC" w:sz="4"/>
+            </w:tcBorders>
+            <w:shd w:fill="F0FFF4" w:val="clear"/>
+          </w:tcPr>
+          <w:p>
+            <w:pPr>
+              <w:spacing w:after="60" w:before="60"/>
+            </w:pPr>
+            <w:r>
+              <w:rPr>
+                <w:color w:val="333333"/>
+                <w:sz w:val="18"/>
+                <w:szCs w:val="18"/>
+              </w:rPr>
+              <w:t xml:space="preserve">Pendiente — la solución de fondo es Microsoft Entra ID (ítem B1 del roadmap), sujeta a que TI Gobernación provea Client ID y Tenant ID. Mientras tanto, acceso protegido con sesión + contraseña con hash bcrypt</w:t>
             </w:r>
           </w:p>
         </w:tc>
@@ -3494,7 +3925,7 @@
           <w:sz w:val="18"/>
           <w:szCs w:val="18"/>
         </w:rPr>
-        <w:t xml:space="preserve">Detalle completo, incluyendo los ítems parcialmente cumplidos (WCAG 2.1 AA, GitFlow, confirmación del stack contra el catálogo de referencia), en la Lista de Chequeo de Conformidad entregada por separado.</w:t>
+        <w:t xml:space="preserve">Detalle completo, incluyendo los ítems parcialmente cumplidos (patrón de arquitectura del backend y cifrado en un ambiente todavía sin desplegar), en la Lista de Chequeo de Conformidad entregada por separado.</w:t>
       </w:r>
     </w:p>
     <w:p>
